--- a/docs/Karita_Project_Documentation.docx
+++ b/docs/Karita_Project_Documentation.docx
@@ -19296,7 +19296,7 @@
                 <w:sz w:val="20"/>
                 <w:szCs w:val="20"/>
               </w:rPr>
-              <w:t>Pages (HTML), styles/ and scripts/ — plain HTML, CSS and JavaScript, no build step</w:t>
+              <w:t>React 19 built by Vite — src/ (pages, components, lib), styles/, and ten HTML entry shells, one per page; npm run build emits dist/, which is what the backend serves</w:t>
             </w:r>
           </w:p>
         </w:tc>
@@ -19355,7 +19355,7 @@
                 <w:sz w:val="20"/>
                 <w:szCs w:val="20"/>
               </w:rPr>
-              <w:t>Spring Boot 4: PostgreSQL for core data, MongoDB for audit and notification documents, RabbitMQ for events; serves frontend/ and /api</w:t>
+              <w:t>Spring Boot 4: PostgreSQL for core data, MongoDB for audit and notification documents, RabbitMQ for events; serves frontend/dist/ and /api</w:t>
             </w:r>
           </w:p>
         </w:tc>
